--- a/Chetan/Chetan Certificate.docx
+++ b/Chetan/Chetan Certificate.docx
@@ -96,10 +96,8 @@
           <w:sz w:val="32"/>
           <w:szCs w:val="32"/>
         </w:rPr>
-        <w:t>EduForum</w:t>
-      </w:r>
-      <w:bookmarkStart w:id="0" w:name="_GoBack"/>
-      <w:bookmarkEnd w:id="0"/>
+        <w:t>Education Forum</w:t>
+      </w:r>
     </w:p>
     <w:p>
       <w:pPr>
@@ -414,7 +412,7 @@
           <v:shape id="_x0000_i1025" type="#_x0000_t75" style="width:175.5pt;height:163.5pt" o:ole="">
             <v:imagedata r:id="rId8" o:title=""/>
           </v:shape>
-          <o:OLEObject Type="Embed" ProgID="MSPhotoEd.3" ShapeID="_x0000_i1025" DrawAspect="Content" ObjectID="_1832332326" r:id="rId9"/>
+          <o:OLEObject Type="Embed" ProgID="MSPhotoEd.3" ShapeID="_x0000_i1025" DrawAspect="Content" ObjectID="_1832895464" r:id="rId9"/>
         </w:object>
       </w:r>
     </w:p>
@@ -881,7 +879,7 @@
           <w:sz w:val="28"/>
           <w:szCs w:val="24"/>
         </w:rPr>
-        <w:t>EduForum</w:t>
+        <w:t>Education Forum</w:t>
       </w:r>
       <w:r>
         <w:rPr>
@@ -1601,12 +1599,11 @@
       <w:r>
         <w:rPr>
           <w:rFonts w:ascii="Times New Roman" w:hAnsi="Times New Roman"/>
-          <w:b w:val="0"/>
           <w:i/>
           <w:sz w:val="28"/>
           <w:szCs w:val="24"/>
         </w:rPr>
-        <w:t>EduForum</w:t>
+        <w:t>Education Forum</w:t>
       </w:r>
       <w:r>
         <w:rPr>
@@ -2395,7 +2392,7 @@
           <w:sz w:val="28"/>
           <w:szCs w:val="24"/>
         </w:rPr>
-        <w:t>EduForum</w:t>
+        <w:t>Education Forum</w:t>
       </w:r>
       <w:r>
         <w:rPr>
@@ -2979,7 +2976,7 @@
           <w:sz w:val="28"/>
           <w:szCs w:val="24"/>
         </w:rPr>
-        <w:t>EduForum</w:t>
+        <w:t>Education Forum</w:t>
       </w:r>
       <w:r>
         <w:rPr>
@@ -3678,7 +3675,7 @@
           <w:sz w:val="28"/>
           <w:szCs w:val="24"/>
         </w:rPr>
-        <w:t>EduForum</w:t>
+        <w:t>Education Forum</w:t>
       </w:r>
       <w:r>
         <w:rPr>
@@ -4892,7 +4889,7 @@
                 <w:sz w:val="28"/>
                 <w:szCs w:val="28"/>
               </w:rPr>
-              <w:t>31-32</w:t>
+              <w:t>31-34</w:t>
             </w:r>
           </w:p>
         </w:tc>
@@ -4969,7 +4966,7 @@
                 <w:sz w:val="28"/>
                 <w:szCs w:val="28"/>
               </w:rPr>
-              <w:t>33-36</w:t>
+              <w:t>35-38</w:t>
             </w:r>
           </w:p>
         </w:tc>
@@ -5062,59 +5059,7 @@
                 <w:sz w:val="28"/>
                 <w:szCs w:val="28"/>
               </w:rPr>
-              <w:t>37-55</w:t>
-            </w:r>
-          </w:p>
-        </w:tc>
-      </w:tr>
-      <w:tr>
-        <w:trPr>
-          <w:trHeight w:val="775"/>
-        </w:trPr>
-        <w:tc>
-          <w:tcPr>
-            <w:tcW w:w="1101" w:type="dxa"/>
-            <w:vAlign w:val="center"/>
-          </w:tcPr>
-          <w:p>
-            <w:pPr>
-              <w:pStyle w:val="ListParagraph"/>
-              <w:numPr>
-                <w:ilvl w:val="0"/>
-                <w:numId w:val="20"/>
-              </w:numPr>
-              <w:spacing w:after="0"/>
-              <w:jc w:val="left"/>
-              <w:rPr>
-                <w:rFonts w:ascii="Times New Roman" w:hAnsi="Times New Roman" w:cs="Times New Roman"/>
-                <w:sz w:val="28"/>
-                <w:szCs w:val="28"/>
-              </w:rPr>
-            </w:pPr>
-          </w:p>
-        </w:tc>
-        <w:tc>
-          <w:tcPr>
-            <w:tcW w:w="5911" w:type="dxa"/>
-            <w:vAlign w:val="center"/>
-          </w:tcPr>
-          <w:p>
-            <w:pPr>
-              <w:spacing w:after="0"/>
-              <w:jc w:val="left"/>
-              <w:rPr>
-                <w:rFonts w:ascii="Times New Roman" w:hAnsi="Times New Roman" w:cs="Times New Roman"/>
-                <w:sz w:val="28"/>
-                <w:szCs w:val="28"/>
-              </w:rPr>
-            </w:pPr>
-            <w:r>
-              <w:rPr>
-                <w:rFonts w:ascii="Times New Roman" w:hAnsi="Times New Roman" w:cs="Times New Roman"/>
-                <w:sz w:val="28"/>
-                <w:szCs w:val="28"/>
-              </w:rPr>
-              <w:t>Output form</w:t>
+              <w:t>39</w:t>
             </w:r>
             <w:r>
               <w:rPr>
@@ -5122,32 +5067,7 @@
                 <w:sz w:val="28"/>
                 <w:szCs w:val="28"/>
               </w:rPr>
-              <w:t>s</w:t>
-            </w:r>
-          </w:p>
-        </w:tc>
-        <w:tc>
-          <w:tcPr>
-            <w:tcW w:w="1640" w:type="dxa"/>
-            <w:vAlign w:val="center"/>
-          </w:tcPr>
-          <w:p>
-            <w:pPr>
-              <w:spacing w:after="0"/>
-              <w:jc w:val="center"/>
-              <w:rPr>
-                <w:rFonts w:ascii="Times New Roman" w:hAnsi="Times New Roman" w:cs="Times New Roman"/>
-                <w:sz w:val="28"/>
-                <w:szCs w:val="28"/>
-              </w:rPr>
-            </w:pPr>
-            <w:r>
-              <w:rPr>
-                <w:rFonts w:ascii="Times New Roman" w:hAnsi="Times New Roman" w:cs="Times New Roman"/>
-                <w:sz w:val="28"/>
-                <w:szCs w:val="28"/>
-              </w:rPr>
-              <w:t>56-80</w:t>
+              <w:t>-78</w:t>
             </w:r>
           </w:p>
         </w:tc>
@@ -5224,7 +5144,7 @@
                 <w:sz w:val="28"/>
                 <w:szCs w:val="28"/>
               </w:rPr>
-              <w:t>81</w:t>
+              <w:t>79</w:t>
             </w:r>
           </w:p>
         </w:tc>
@@ -5301,7 +5221,7 @@
                 <w:sz w:val="28"/>
                 <w:szCs w:val="28"/>
               </w:rPr>
-              <w:t>82</w:t>
+              <w:t>80</w:t>
             </w:r>
           </w:p>
         </w:tc>
@@ -5380,7 +5300,7 @@
                 <w:sz w:val="28"/>
                 <w:szCs w:val="28"/>
               </w:rPr>
-              <w:t>83</w:t>
+              <w:t>81</w:t>
             </w:r>
           </w:p>
         </w:tc>
@@ -5462,8 +5382,19 @@
                 <w:sz w:val="28"/>
                 <w:szCs w:val="28"/>
               </w:rPr>
-              <w:t>84</w:t>
+              <w:t>82</w:t>
             </w:r>
+            <w:r>
+              <w:rPr>
+                <w:rFonts w:ascii="Times New Roman" w:hAnsi="Times New Roman" w:cs="Times New Roman"/>
+                <w:bCs/>
+                <w:sz w:val="28"/>
+                <w:szCs w:val="28"/>
+              </w:rPr>
+              <w:t>-83</w:t>
+            </w:r>
+            <w:bookmarkStart w:id="0" w:name="_GoBack"/>
+            <w:bookmarkEnd w:id="0"/>
           </w:p>
         </w:tc>
       </w:tr>
@@ -9784,7 +9715,7 @@
 </file>
 
 <file path=customXml/itemProps1.xml><?xml version="1.0" encoding="utf-8"?>
-<ds:datastoreItem xmlns:ds="http://schemas.openxmlformats.org/officeDocument/2006/customXml" ds:itemID="{CFDF1001-0D38-42A8-AABA-0F41CCCC0A14}">
+<ds:datastoreItem xmlns:ds="http://schemas.openxmlformats.org/officeDocument/2006/customXml" ds:itemID="{FE5F875C-950C-4292-8139-444992401484}">
   <ds:schemaRefs>
     <ds:schemaRef ds:uri="http://schemas.openxmlformats.org/officeDocument/2006/bibliography"/>
   </ds:schemaRefs>

--- a/Chetan/Chetan Certificate.docx
+++ b/Chetan/Chetan Certificate.docx
@@ -409,10 +409,10 @@
             <v:path o:extrusionok="f" gradientshapeok="t" o:connecttype="rect"/>
             <o:lock v:ext="edit" aspectratio="t"/>
           </v:shapetype>
-          <v:shape id="_x0000_i1025" type="#_x0000_t75" style="width:175.5pt;height:163.5pt" o:ole="">
+          <v:shape id="_x0000_i1025" type="#_x0000_t75" style="width:175.75pt;height:163.05pt" o:ole="">
             <v:imagedata r:id="rId8" o:title=""/>
           </v:shape>
-          <o:OLEObject Type="Embed" ProgID="MSPhotoEd.3" ShapeID="_x0000_i1025" DrawAspect="Content" ObjectID="_1832895464" r:id="rId9"/>
+          <o:OLEObject Type="Embed" ProgID="MSPhotoEd.3" ShapeID="_x0000_i1025" DrawAspect="Content" ObjectID="_1833472212" r:id="rId9"/>
         </w:object>
       </w:r>
     </w:p>
@@ -626,7 +626,25 @@
           <w:szCs w:val="28"/>
         </w:rPr>
         <w:tab/>
-        <w:t>Ms. Neha Sahu Mam</w:t>
+        <w:t>M</w:t>
+      </w:r>
+      <w:r>
+        <w:rPr>
+          <w:b/>
+          <w:iCs/>
+          <w:sz w:val="28"/>
+          <w:szCs w:val="28"/>
+        </w:rPr>
+        <w:t>r</w:t>
+      </w:r>
+      <w:r>
+        <w:rPr>
+          <w:b/>
+          <w:iCs/>
+          <w:sz w:val="28"/>
+          <w:szCs w:val="28"/>
+        </w:rPr>
+        <w:t>s. Neha Sahu Mam</w:t>
       </w:r>
       <w:r>
         <w:rPr>
@@ -1690,23 +1708,25 @@
           <w:sz w:val="28"/>
           <w:szCs w:val="28"/>
         </w:rPr>
-        <w:t>.</w:t>
-      </w:r>
-      <w:r>
-        <w:rPr>
-          <w:rFonts w:ascii="Times New Roman" w:hAnsi="Times New Roman"/>
+        <w:t xml:space="preserve">. </w:t>
+      </w:r>
+      <w:r>
+        <w:rPr>
+          <w:rFonts w:ascii="Times New Roman" w:eastAsiaTheme="minorHAnsi" w:hAnsi="Times New Roman" w:cstheme="minorBidi"/>
+          <w:bCs w:val="0"/>
+          <w:sz w:val="28"/>
+          <w:szCs w:val="28"/>
+        </w:rPr>
+        <w:t>2613237507</w:t>
+      </w:r>
+      <w:r>
+        <w:rPr>
+          <w:rFonts w:ascii="Times New Roman" w:eastAsiaTheme="minorHAnsi" w:hAnsi="Times New Roman" w:cstheme="minorBidi"/>
+          <w:bCs w:val="0"/>
           <w:sz w:val="28"/>
           <w:szCs w:val="28"/>
         </w:rPr>
         <w:t xml:space="preserve"> </w:t>
-      </w:r>
-      <w:r>
-        <w:rPr>
-          <w:rFonts w:ascii="Times New Roman" w:hAnsi="Times New Roman"/>
-          <w:sz w:val="28"/>
-          <w:szCs w:val="28"/>
-        </w:rPr>
-        <w:t>_______</w:t>
       </w:r>
       <w:r>
         <w:rPr>
@@ -1839,6 +1859,8 @@
         </w:rPr>
         <w:t>.</w:t>
       </w:r>
+      <w:bookmarkStart w:id="0" w:name="_GoBack"/>
+      <w:bookmarkEnd w:id="0"/>
     </w:p>
     <w:p>
       <w:pPr>
@@ -1850,17 +1872,6 @@
           <w:szCs w:val="28"/>
         </w:rPr>
       </w:pPr>
-    </w:p>
-    <w:p>
-      <w:pPr>
-        <w:spacing w:after="0" w:line="360" w:lineRule="auto"/>
-        <w:jc w:val="both"/>
-        <w:rPr>
-          <w:rFonts w:ascii="Times New Roman" w:hAnsi="Times New Roman" w:cs="Times New Roman"/>
-          <w:sz w:val="28"/>
-          <w:szCs w:val="28"/>
-        </w:rPr>
-      </w:pPr>
       <w:r>
         <w:rPr>
           <w:rFonts w:ascii="Times New Roman" w:hAnsi="Times New Roman" w:cs="Times New Roman"/>
@@ -2272,7 +2283,27 @@
           <w:sz w:val="28"/>
           <w:szCs w:val="28"/>
         </w:rPr>
-        <w:t>Ms. Neha Sahu Mam</w:t>
+        <w:t>M</w:t>
+      </w:r>
+      <w:r>
+        <w:rPr>
+          <w:rFonts w:ascii="Times New Roman" w:hAnsi="Times New Roman" w:cs="Times New Roman"/>
+          <w:b/>
+          <w:bCs/>
+          <w:sz w:val="28"/>
+          <w:szCs w:val="28"/>
+        </w:rPr>
+        <w:t>r</w:t>
+      </w:r>
+      <w:r>
+        <w:rPr>
+          <w:rFonts w:ascii="Times New Roman" w:hAnsi="Times New Roman" w:cs="Times New Roman"/>
+          <w:b/>
+          <w:bCs/>
+          <w:sz w:val="28"/>
+          <w:szCs w:val="28"/>
+        </w:rPr>
+        <w:t>s. Neha Sahu Mam</w:t>
       </w:r>
     </w:p>
     <w:p>
@@ -2320,7 +2351,6 @@
           <w:szCs w:val="32"/>
           <w:u w:val="single"/>
         </w:rPr>
-        <w:lastRenderedPageBreak/>
         <w:t>CERTIFICATE OF EVALUATION</w:t>
       </w:r>
     </w:p>
@@ -3396,18 +3426,11 @@
       <w:r>
         <w:rPr>
           <w:rFonts w:ascii="Times New Roman" w:hAnsi="Times New Roman"/>
-          <w:sz w:val="28"/>
-          <w:szCs w:val="28"/>
-        </w:rPr>
-        <w:t xml:space="preserve"> </w:t>
-      </w:r>
-      <w:r>
-        <w:rPr>
-          <w:rFonts w:ascii="Times New Roman" w:hAnsi="Times New Roman"/>
-          <w:sz w:val="28"/>
-          <w:szCs w:val="28"/>
-        </w:rPr>
-        <w:t>_______________</w:t>
+          <w:b/>
+          <w:sz w:val="28"/>
+          <w:szCs w:val="28"/>
+        </w:rPr>
+        <w:t>2613237507</w:t>
       </w:r>
     </w:p>
     <w:p>
@@ -4487,7 +4510,7 @@
                 <w:sz w:val="28"/>
                 <w:szCs w:val="28"/>
               </w:rPr>
-              <w:t>16-17</w:t>
+              <w:t>16-18</w:t>
             </w:r>
           </w:p>
         </w:tc>
@@ -4564,7 +4587,7 @@
                 <w:sz w:val="28"/>
                 <w:szCs w:val="28"/>
               </w:rPr>
-              <w:t>18-20</w:t>
+              <w:t>19-21</w:t>
             </w:r>
           </w:p>
         </w:tc>
@@ -4641,7 +4664,7 @@
                 <w:sz w:val="28"/>
                 <w:szCs w:val="28"/>
               </w:rPr>
-              <w:t>21-22</w:t>
+              <w:t>22-23</w:t>
             </w:r>
           </w:p>
         </w:tc>
@@ -4719,7 +4742,15 @@
                 <w:sz w:val="28"/>
                 <w:szCs w:val="28"/>
               </w:rPr>
-              <w:t>23-26</w:t>
+              <w:t>24-</w:t>
+            </w:r>
+            <w:r>
+              <w:rPr>
+                <w:rFonts w:ascii="Times New Roman" w:hAnsi="Times New Roman" w:cs="Times New Roman"/>
+                <w:sz w:val="28"/>
+                <w:szCs w:val="28"/>
+              </w:rPr>
+              <w:t>28</w:t>
             </w:r>
           </w:p>
         </w:tc>
@@ -4796,7 +4827,7 @@
                 <w:sz w:val="28"/>
                 <w:szCs w:val="28"/>
               </w:rPr>
-              <w:t>27-30</w:t>
+              <w:t>29-32</w:t>
             </w:r>
           </w:p>
         </w:tc>
@@ -4889,7 +4920,7 @@
                 <w:sz w:val="28"/>
                 <w:szCs w:val="28"/>
               </w:rPr>
-              <w:t>31-34</w:t>
+              <w:t>33-36</w:t>
             </w:r>
           </w:p>
         </w:tc>
@@ -4966,7 +4997,7 @@
                 <w:sz w:val="28"/>
                 <w:szCs w:val="28"/>
               </w:rPr>
-              <w:t>35-38</w:t>
+              <w:t>37-40</w:t>
             </w:r>
           </w:p>
         </w:tc>
@@ -5059,15 +5090,7 @@
                 <w:sz w:val="28"/>
                 <w:szCs w:val="28"/>
               </w:rPr>
-              <w:t>39</w:t>
-            </w:r>
-            <w:r>
-              <w:rPr>
-                <w:rFonts w:ascii="Times New Roman" w:hAnsi="Times New Roman" w:cs="Times New Roman"/>
-                <w:sz w:val="28"/>
-                <w:szCs w:val="28"/>
-              </w:rPr>
-              <w:t>-78</w:t>
+              <w:t>41-80</w:t>
             </w:r>
           </w:p>
         </w:tc>
@@ -5144,7 +5167,7 @@
                 <w:sz w:val="28"/>
                 <w:szCs w:val="28"/>
               </w:rPr>
-              <w:t>79</w:t>
+              <w:t>81</w:t>
             </w:r>
           </w:p>
         </w:tc>
@@ -5221,7 +5244,7 @@
                 <w:sz w:val="28"/>
                 <w:szCs w:val="28"/>
               </w:rPr>
-              <w:t>80</w:t>
+              <w:t>82</w:t>
             </w:r>
           </w:p>
         </w:tc>
@@ -5300,7 +5323,7 @@
                 <w:sz w:val="28"/>
                 <w:szCs w:val="28"/>
               </w:rPr>
-              <w:t>81</w:t>
+              <w:t>83</w:t>
             </w:r>
           </w:p>
         </w:tc>
@@ -5382,19 +5405,8 @@
                 <w:sz w:val="28"/>
                 <w:szCs w:val="28"/>
               </w:rPr>
-              <w:t>82</w:t>
+              <w:t>84-85</w:t>
             </w:r>
-            <w:r>
-              <w:rPr>
-                <w:rFonts w:ascii="Times New Roman" w:hAnsi="Times New Roman" w:cs="Times New Roman"/>
-                <w:bCs/>
-                <w:sz w:val="28"/>
-                <w:szCs w:val="28"/>
-              </w:rPr>
-              <w:t>-83</w:t>
-            </w:r>
-            <w:bookmarkStart w:id="0" w:name="_GoBack"/>
-            <w:bookmarkEnd w:id="0"/>
           </w:p>
         </w:tc>
       </w:tr>
@@ -9715,7 +9727,7 @@
 </file>
 
 <file path=customXml/itemProps1.xml><?xml version="1.0" encoding="utf-8"?>
-<ds:datastoreItem xmlns:ds="http://schemas.openxmlformats.org/officeDocument/2006/customXml" ds:itemID="{FE5F875C-950C-4292-8139-444992401484}">
+<ds:datastoreItem xmlns:ds="http://schemas.openxmlformats.org/officeDocument/2006/customXml" ds:itemID="{3A60716A-D703-488F-9EB7-9C94D6EDD1A8}">
   <ds:schemaRefs>
     <ds:schemaRef ds:uri="http://schemas.openxmlformats.org/officeDocument/2006/bibliography"/>
   </ds:schemaRefs>
